--- a/data/cvs/cv_217_Incentro_Data_Engineer___Incentro.docx
+++ b/data/cvs/cv_217_Incentro_Data_Engineer___Incentro.docx
@@ -86,7 +86,7 @@
         <w:rPr>
           <w:sz w:val="20"/>
         </w:rPr>
-        <w:t>Data Engineer with a background in full-stack development and AI data annotation. Proficient in Python, Java, and Google Cloud Platform (GCP) tools like BigQuery. Skilled in building scalable, reliable applications and integrating APIs. Experience in data engineering, software development, and technical consulting, with a focus on data-driven solutions. I have a proven track record of delivering high-quality, customer-facing projects.</w:t>
+        <w:t>Data Engineer with a strong background in full-stack development and AI engineering. I excel at Python-driven data engineering, having built pipelines for data extraction, processing, and AI model training. Currently, I'm leading the design and development of an AI-powered tender scraping pipeline at Copy Cat Group, integrating SAP APIs with internal systems, and producing comprehensive system design documentation. My experience spans both Kenyan and U.S. tech companies, with a focus on delivering scalable, data-driven solutions.</w:t>
       </w:r>
     </w:p>
     <w:p>
@@ -119,7 +119,7 @@
         <w:rPr>
           <w:sz w:val="20"/>
         </w:rPr>
-        <w:t>Python, JavaScript, Java, SQL, PHP, Kotlin, Bash</w:t>
+        <w:t>Python, JavaScript, SQL, Bash</w:t>
       </w:r>
     </w:p>
     <w:p>
@@ -155,7 +155,7 @@
         <w:rPr>
           <w:sz w:val="20"/>
         </w:rPr>
-        <w:t>PostgreSQL, MySQL, MongoDB, SQLite, BigQuery</w:t>
+        <w:t>PostgreSQL, MySQL, MongoDB</w:t>
       </w:r>
     </w:p>
     <w:p>
@@ -173,7 +173,7 @@
         <w:rPr>
           <w:sz w:val="20"/>
         </w:rPr>
-        <w:t>Pandas, NumPy, Excel, Data Visualisation, Statistical Analysis</w:t>
+        <w:t>Pandas, NumPy, Data Visualisation, Statistical Analysis</w:t>
       </w:r>
     </w:p>
     <w:p>
@@ -191,7 +191,7 @@
         <w:rPr>
           <w:sz w:val="20"/>
         </w:rPr>
-        <w:t>LLM Evaluation, Prompt Engineering, Dataset Structuring, Multimodal Model Training</w:t>
+        <w:t>Prompt Engineering, LLM Evaluation, Data Annotation, Dataset Structuring</w:t>
       </w:r>
     </w:p>
     <w:p>
@@ -209,7 +209,7 @@
         <w:rPr>
           <w:sz w:val="20"/>
         </w:rPr>
-        <w:t>n8n, Playwright, APScheduler, Web Scraping, REST APIs</w:t>
+        <w:t>n8n, Playwright, Web Scraping, REST APIs</w:t>
       </w:r>
     </w:p>
     <w:p>
@@ -227,7 +227,7 @@
         <w:rPr>
           <w:sz w:val="20"/>
         </w:rPr>
-        <w:t>Oracle Cloud, Google Cloud Platform (GCP), Cloud Data Fusion, Dataproc, Dataflow</w:t>
+        <w:t>Git, GitHub, CI/CD, Google Cloud Platform</w:t>
       </w:r>
     </w:p>
     <w:p>
@@ -245,7 +245,7 @@
         <w:rPr>
           <w:sz w:val="20"/>
         </w:rPr>
-        <w:t>Data Catalog, Data warehouse modernization, Business intelligence, Data science, Big Data technologies, Data processing, Data manipulation, Data extraction, Software writing</w:t>
+        <w:t>BigQuery, Cloud Data Fusion, Dataproc, Dataflow, Data Catalog, Data warehouse modernization, Software development, Business intelligence, Data science, Big Data technologies, Data processing, Data manipulation, Technical consulting, Customer-facing role, Agile</w:t>
       </w:r>
     </w:p>
     <w:p>
@@ -263,7 +263,7 @@
         <w:rPr>
           <w:sz w:val="20"/>
         </w:rPr>
-        <w:t>Customer-facing role, Communication skills, Problem-solving, Solution building, Scalability, Reliability, Application development, Application deployment, Application support</w:t>
+        <w:t>Software engineering, Data pipelines, Data modeling, ETL processes, Data architecture, Data visualization, Data governance, Data security, Data quality, Data analytics, Machine learning, Artificial intelligence, Cloud computing, DevOps, Data-driven decision-making</w:t>
       </w:r>
     </w:p>
     <w:p>
@@ -313,7 +313,7 @@
         <w:rPr>
           <w:sz w:val="20"/>
         </w:rPr>
-        <w:t>Integrating SAP APIs with an internal Credit Control System, automating processes for OA and IT teams.</w:t>
+        <w:t>Leading the design and development of an AI-powered tender scraping pipeline, automating tender discovery and processing.</w:t>
       </w:r>
     </w:p>
     <w:p>
@@ -325,7 +325,7 @@
         <w:rPr>
           <w:sz w:val="20"/>
         </w:rPr>
-        <w:t>Authoring technical documentation: BRD, SDD, and architecture specs for enterprise-level projects.</w:t>
+        <w:t>Integrating SAP APIs with an internal Credit Control System, creating a live, automated system for OA and IT business units.</w:t>
       </w:r>
     </w:p>
     <w:p>
@@ -337,7 +337,7 @@
         <w:rPr>
           <w:sz w:val="20"/>
         </w:rPr>
-        <w:t>Designing and prototyping an AI-powered tender scraping pipeline, automating tender opportunity discovery.</w:t>
+        <w:t>Producing comprehensive System Design Documents (SDDs) for Application, Data, Integration, and Security Architecture.</w:t>
       </w:r>
     </w:p>
     <w:p>
@@ -372,7 +372,7 @@
         <w:rPr>
           <w:sz w:val="20"/>
         </w:rPr>
-        <w:t>Generating difference-based captions for multimodal datasets, improving model accuracy through detailed annotations.</w:t>
+        <w:t>Trained AI models through difference-based captioning for multimodal datasets, improving model accuracy.</w:t>
       </w:r>
     </w:p>
     <w:p>
@@ -407,7 +407,7 @@
         <w:rPr>
           <w:sz w:val="20"/>
         </w:rPr>
-        <w:t>Building full-stack solutions, optimising APIs, and managing CMS-based websites for diverse U.S. clients.</w:t>
+        <w:t>Built full-stack solutions, including UI components and API optimisation, for diverse U.S. clients.</w:t>
       </w:r>
     </w:p>
     <w:p>
@@ -442,7 +442,7 @@
         <w:rPr>
           <w:sz w:val="20"/>
         </w:rPr>
-        <w:t>Performing intent detection and utterance verification for health and agriculture AI systems, ensuring high-quality training data.</w:t>
+        <w:t>Annotated and evaluated datasets for health and agriculture AI systems, ensuring quality and consistency.</w:t>
       </w:r>
     </w:p>
     <w:p>
